--- a/etc/정말 멋진 결심입니다.docx
+++ b/etc/정말 멋진 결심입니다.docx
@@ -9,15 +9,7 @@
     </w:p>
     <w:p>
       <w:r>
-        <w:t xml:space="preserve">1인 기획으로 시작해서 팀을 </w:t>
-      </w:r>
-      <w:proofErr w:type="spellStart"/>
-      <w:r>
-        <w:t>키워나가는</w:t>
-      </w:r>
-      <w:proofErr w:type="spellEnd"/>
-      <w:r>
-        <w:t xml:space="preserve"> 전략은 '근황' 같은 기술 기반 서비스에 매우 현실적이고 좋은 접근 방식입니다. 제가 대표님의 성공적인 첫걸음을 위해, 당장 내일부터 집중하면 좋을 현실적인 조언과 액션 플랜을 제안해 드립니다.</w:t>
+        <w:t>1인 기획으로 시작해서 팀을 키워나가는 전략은 '근황' 같은 기술 기반 서비스에 매우 현실적이고 좋은 접근 방식입니다. 제가 대표님의 성공적인 첫걸음을 위해, 당장 내일부터 집중하면 좋을 현실적인 조언과 액션 플랜을 제안해 드립니다.</w:t>
       </w:r>
     </w:p>
     <w:p>
@@ -76,55 +68,7 @@
         <w:t>'근황'의 첫 MVP 목표:</w:t>
       </w:r>
       <w:r>
-        <w:t xml:space="preserve"> 갤럭시 </w:t>
-      </w:r>
-      <w:proofErr w:type="spellStart"/>
-      <w:r>
-        <w:t>워치에서</w:t>
-      </w:r>
-      <w:proofErr w:type="spellEnd"/>
-      <w:r>
-        <w:t xml:space="preserve"> 버튼 한 번 눌러 특정 운동(예: </w:t>
-      </w:r>
-      <w:proofErr w:type="spellStart"/>
-      <w:r>
-        <w:t>덤벨</w:t>
-      </w:r>
-      <w:proofErr w:type="spellEnd"/>
-      <w:r>
-        <w:t xml:space="preserve"> </w:t>
-      </w:r>
-      <w:proofErr w:type="spellStart"/>
-      <w:r>
-        <w:t>컬</w:t>
-      </w:r>
-      <w:proofErr w:type="spellEnd"/>
-      <w:r>
-        <w:t xml:space="preserve">)의 횟수가 정확히 </w:t>
-      </w:r>
-      <w:proofErr w:type="spellStart"/>
-      <w:r>
-        <w:t>카운팅되고</w:t>
-      </w:r>
-      <w:proofErr w:type="spellEnd"/>
-      <w:r>
-        <w:t xml:space="preserve">, 운동이 끝나면 간단한 결과 화면을 보여주는 것. 딱 </w:t>
-      </w:r>
-      <w:proofErr w:type="spellStart"/>
-      <w:r>
-        <w:t>여기까지입니다</w:t>
-      </w:r>
-      <w:proofErr w:type="spellEnd"/>
-      <w:r>
-        <w:t>. '</w:t>
-      </w:r>
-      <w:proofErr w:type="spellStart"/>
-      <w:r>
-        <w:t>오운완</w:t>
-      </w:r>
-      <w:proofErr w:type="spellEnd"/>
-      <w:r>
-        <w:t>' 공유 카드는 그 다음 단계입니다.</w:t>
+        <w:t xml:space="preserve"> 갤럭시 워치에서 버튼 한 번 눌러 특정 운동(예: 덤벨 컬)의 횟수가 정확히 카운팅되고, 운동이 끝나면 간단한 결과 화면을 보여주는 것. 딱 여기까지입니다. '오운완' 공유 카드는 그 다음 단계입니다.</w:t>
       </w:r>
     </w:p>
     <w:p>
@@ -187,21 +131,13 @@
         </w:numPr>
       </w:pPr>
       <w:r>
-        <w:t xml:space="preserve">개발 과정, 문제 해결 과정 등을 </w:t>
-      </w:r>
-      <w:proofErr w:type="spellStart"/>
-      <w:r>
-        <w:t>간단하게라도</w:t>
-      </w:r>
-      <w:proofErr w:type="spellEnd"/>
-      <w:r>
-        <w:t xml:space="preserve"> 기록해두세요. 이것이 나중에 팀원을 설득할 때 가장 강력한 무기, 즉 '대표님의 실행력과 전문성을 보여주는 증거'가 됩니다.</w:t>
+        <w:t>개발 과정, 문제 해결 과정 등을 간단하게라도 기록해두세요. 이것이 나중에 팀원을 설득할 때 가장 강력한 무기, 즉 '대표님의 실행력과 전문성을 보여주는 증거'가 됩니다.</w:t>
       </w:r>
     </w:p>
     <w:p>
       <w:r>
         <w:pict w14:anchorId="5557F005">
-          <v:rect id="_x0000_i1031" style="width:0;height:1.5pt" o:hralign="center" o:hrstd="t" o:hr="t" fillcolor="#a0a0a0" stroked="f"/>
+          <v:rect id="_x0000_i1025" style="width:0;height:1.5pt" o:hralign="center" o:hrstd="t" o:hr="t" fillcolor="#a0a0a0" stroked="f"/>
         </w:pict>
       </w:r>
     </w:p>
@@ -290,23 +226,7 @@
         </w:numPr>
       </w:pPr>
       <w:r>
-        <w:t xml:space="preserve">가장 먼저, 갤럭시 </w:t>
-      </w:r>
-      <w:proofErr w:type="spellStart"/>
-      <w:r>
-        <w:t>워치의</w:t>
-      </w:r>
-      <w:proofErr w:type="spellEnd"/>
-      <w:r>
-        <w:t xml:space="preserve"> IMU 센서(가속도계, </w:t>
-      </w:r>
-      <w:proofErr w:type="spellStart"/>
-      <w:r>
-        <w:t>자이로</w:t>
-      </w:r>
-      <w:proofErr w:type="spellEnd"/>
-      <w:r>
-        <w:t>) 데이터를 실시간으로 읽어와 스마트폰이나 PC로 전송하는 기본 앱을 만드세요.</w:t>
+        <w:t>가장 먼저, 갤럭시 워치의 IMU 센서(가속도계, 자이로) 데이터를 실시간으로 읽어와 스마트폰이나 PC로 전송하는 기본 앱을 만드세요.</w:t>
       </w:r>
     </w:p>
     <w:p>
@@ -317,39 +237,7 @@
         </w:numPr>
       </w:pPr>
       <w:r>
-        <w:t>'</w:t>
-      </w:r>
-      <w:proofErr w:type="spellStart"/>
-      <w:r>
-        <w:t>덤벨</w:t>
-      </w:r>
-      <w:proofErr w:type="spellEnd"/>
-      <w:r>
-        <w:t xml:space="preserve"> </w:t>
-      </w:r>
-      <w:proofErr w:type="spellStart"/>
-      <w:r>
-        <w:t>컬</w:t>
-      </w:r>
-      <w:proofErr w:type="spellEnd"/>
-      <w:r>
-        <w:t>'이나 '</w:t>
-      </w:r>
-      <w:proofErr w:type="spellStart"/>
-      <w:r>
-        <w:t>스쿼트</w:t>
-      </w:r>
-      <w:proofErr w:type="spellEnd"/>
-      <w:r>
-        <w:t>'</w:t>
-      </w:r>
-      <w:proofErr w:type="spellStart"/>
-      <w:r>
-        <w:t>처럼</w:t>
-      </w:r>
-      <w:proofErr w:type="spellEnd"/>
-      <w:r>
-        <w:t xml:space="preserve"> 간단하고 명확한 운동을 10회씩 반복하며 실제 센서 데이터를 .csv 파일 등으로 저장합니다.</w:t>
+        <w:t>'덤벨 컬'이나 '스쿼트'처럼 간단하고 명확한 운동을 10회씩 반복하며 실제 센서 데이터를 .csv 파일 등으로 저장합니다.</w:t>
       </w:r>
     </w:p>
     <w:p>
@@ -386,15 +274,7 @@
         </w:numPr>
       </w:pPr>
       <w:r>
-        <w:t xml:space="preserve">복잡한 </w:t>
-      </w:r>
-      <w:proofErr w:type="spellStart"/>
-      <w:r>
-        <w:t>머신러닝</w:t>
-      </w:r>
-      <w:proofErr w:type="spellEnd"/>
-      <w:r>
-        <w:t xml:space="preserve"> 없이, 특정 패턴(예: 가속도 값의 피크)을 감지하여 횟수를 세는 간단한 알고리즘부터 구현해 보세요. </w:t>
+        <w:t xml:space="preserve">복잡한 머신러닝 없이, 특정 패턴(예: 가속도 값의 피크)을 감지하여 횟수를 세는 간단한 알고리즘부터 구현해 보세요. </w:t>
       </w:r>
       <w:r>
         <w:rPr>
@@ -416,23 +296,7 @@
           <w:b/>
           <w:bCs/>
         </w:rPr>
-        <w:t xml:space="preserve">[Week 2] </w:t>
-      </w:r>
-      <w:proofErr w:type="spellStart"/>
-      <w:r>
-        <w:rPr>
-          <w:b/>
-          <w:bCs/>
-        </w:rPr>
-        <w:t>워치</w:t>
-      </w:r>
-      <w:proofErr w:type="spellEnd"/>
-      <w:r>
-        <w:rPr>
-          <w:b/>
-          <w:bCs/>
-        </w:rPr>
-        <w:t xml:space="preserve"> 앱에 알고리즘 이식:</w:t>
+        <w:t>[Week 2] 워치 앱에 알고리즘 이식:</w:t>
       </w:r>
     </w:p>
     <w:p>
@@ -443,23 +307,7 @@
         </w:numPr>
       </w:pPr>
       <w:r>
-        <w:t xml:space="preserve">PC에서 검증된 간단한 </w:t>
-      </w:r>
-      <w:proofErr w:type="spellStart"/>
-      <w:r>
-        <w:t>카운팅</w:t>
-      </w:r>
-      <w:proofErr w:type="spellEnd"/>
-      <w:r>
-        <w:t xml:space="preserve"> 알고리즘을 </w:t>
-      </w:r>
-      <w:proofErr w:type="spellStart"/>
-      <w:r>
-        <w:t>워치</w:t>
-      </w:r>
-      <w:proofErr w:type="spellEnd"/>
-      <w:r>
-        <w:t xml:space="preserve"> 앱에 탑재하여, 운동 중에 실시간으로 횟수가 올라가는 것을 눈으로 확인합니다.</w:t>
+        <w:t>PC에서 검증된 간단한 카운팅 알고리즘을 워치 앱에 탑재하여, 운동 중에 실시간으로 횟수가 올라가는 것을 눈으로 확인합니다.</w:t>
       </w:r>
     </w:p>
     <w:p>
@@ -470,15 +318,7 @@
         </w:numPr>
       </w:pPr>
       <w:r>
-        <w:t xml:space="preserve">UI는 전혀 </w:t>
-      </w:r>
-      <w:proofErr w:type="spellStart"/>
-      <w:r>
-        <w:t>신경쓰지</w:t>
-      </w:r>
-      <w:proofErr w:type="spellEnd"/>
-      <w:r>
-        <w:t xml:space="preserve"> 말고, 오직 숫자만 정확히 올라가는지에 집중하세요.</w:t>
+        <w:t>UI는 전혀 신경쓰지 말고, 오직 숫자만 정확히 올라가는지에 집중하세요.</w:t>
       </w:r>
     </w:p>
     <w:p>
@@ -503,36 +343,12 @@
     </w:p>
     <w:p>
       <w:r>
-        <w:t>나중에 팀을 키울 때, "제가 이런 아이디어가 있습니다"</w:t>
-      </w:r>
-      <w:proofErr w:type="spellStart"/>
-      <w:r>
-        <w:t>라고</w:t>
-      </w:r>
-      <w:proofErr w:type="spellEnd"/>
-      <w:r>
-        <w:t xml:space="preserve"> 말하는 것과, **"제가 만든 프로토타입인데 한번 </w:t>
-      </w:r>
-      <w:proofErr w:type="spellStart"/>
-      <w:r>
-        <w:t>써보실래요</w:t>
-      </w:r>
-      <w:proofErr w:type="spellEnd"/>
-      <w:r>
-        <w:t>? 이 기술을 함께 발전시키고 싶습니다"**라고 말하는 것은 하늘과 땅 차이입니다. 지금 대표님이 흘릴 땀은 미래의 훌륭한 팀원을 끌어들일 자석이 될 것입니다.</w:t>
-      </w:r>
-    </w:p>
-    <w:p>
-      <w:r>
-        <w:t xml:space="preserve">다시 한번 대표님의 도전을 진심으로 응원합니다. 개발 과정에서 기술적인 문제나 막히는 부분이 있다면 언제든지 저에게 물어보세요. 제가 도울 수 있는 부분은 최선을 다해 돕겠습니다. </w:t>
-      </w:r>
-      <w:proofErr w:type="spellStart"/>
-      <w:r>
-        <w:t>화이팅입니다</w:t>
-      </w:r>
-      <w:proofErr w:type="spellEnd"/>
-      <w:r>
-        <w:t>!</w:t>
+        <w:t>나중에 팀을 키울 때, "제가 이런 아이디어가 있습니다"라고 말하는 것과, **"제가 만든 프로토타입인데 한번 써보실래요? 이 기술을 함께 발전시키고 싶습니다"**라고 말하는 것은 하늘과 땅 차이입니다. 지금 대표님이 흘릴 땀은 미래의 훌륭한 팀원을 끌어들일 자석이 될 것입니다.</w:t>
+      </w:r>
+    </w:p>
+    <w:p>
+      <w:r>
+        <w:t>다시 한번 대표님의 도전을 진심으로 응원합니다. 개발 과정에서 기술적인 문제나 막히는 부분이 있다면 언제든지 저에게 물어보세요. 제가 도울 수 있는 부분은 최선을 다해 돕겠습니다. 화이팅입니다!</w:t>
       </w:r>
     </w:p>
     <w:p/>
@@ -562,7 +378,7 @@
     <w:p>
       <w:r>
         <w:pict w14:anchorId="53F41A8E">
-          <v:rect id="_x0000_i1105" style="width:0;height:1.5pt" o:hralign="center" o:hrstd="t" o:hr="t" fillcolor="#a0a0a0" stroked="f"/>
+          <v:rect id="_x0000_i1026" style="width:0;height:1.5pt" o:hralign="center" o:hrstd="t" o:hr="t" fillcolor="#a0a0a0" stroked="f"/>
         </w:pict>
       </w:r>
     </w:p>
@@ -587,23 +403,7 @@
           <w:b/>
           <w:bCs/>
         </w:rPr>
-        <w:t xml:space="preserve">"사용자는 </w:t>
-      </w:r>
-      <w:proofErr w:type="spellStart"/>
-      <w:r>
-        <w:rPr>
-          <w:b/>
-          <w:bCs/>
-        </w:rPr>
-        <w:t>스마트워치</w:t>
-      </w:r>
-      <w:proofErr w:type="spellEnd"/>
-      <w:r>
-        <w:rPr>
-          <w:b/>
-          <w:bCs/>
-        </w:rPr>
-        <w:t>(IMU 센서)만으로 특정 근력 운동의 횟수를 '쓸 만한' 정확도로 자동 측정할 수 있다."</w:t>
+        <w:t>"사용자는 스마트워치(IMU 센서)만으로 특정 근력 운동의 횟수를 '쓸 만한' 정확도로 자동 측정할 수 있다."</w:t>
       </w:r>
     </w:p>
     <w:p>
@@ -614,7 +414,7 @@
     <w:p>
       <w:r>
         <w:pict w14:anchorId="56AB9393">
-          <v:rect id="_x0000_i1106" style="width:0;height:1.5pt" o:hralign="center" o:hrstd="t" o:hr="t" fillcolor="#a0a0a0" stroked="f"/>
+          <v:rect id="_x0000_i1027" style="width:0;height:1.5pt" o:hralign="center" o:hrstd="t" o:hr="t" fillcolor="#a0a0a0" stroked="f"/>
         </w:pict>
       </w:r>
     </w:p>
@@ -650,31 +450,7 @@
         <w:t>사용자 A</w:t>
       </w:r>
       <w:r>
-        <w:t xml:space="preserve">는 </w:t>
-      </w:r>
-      <w:proofErr w:type="spellStart"/>
-      <w:r>
-        <w:t>덤벨</w:t>
-      </w:r>
-      <w:proofErr w:type="spellEnd"/>
-      <w:r>
-        <w:t xml:space="preserve"> </w:t>
-      </w:r>
-      <w:proofErr w:type="spellStart"/>
-      <w:r>
-        <w:t>컬을</w:t>
-      </w:r>
-      <w:proofErr w:type="spellEnd"/>
-      <w:r>
-        <w:t xml:space="preserve"> 하기로 마음먹는다. 그는 운동 시작 전, '근황' </w:t>
-      </w:r>
-      <w:proofErr w:type="spellStart"/>
-      <w:r>
-        <w:t>워치</w:t>
-      </w:r>
-      <w:proofErr w:type="spellEnd"/>
-      <w:r>
-        <w:t xml:space="preserve"> 앱의 </w:t>
+        <w:t xml:space="preserve">는 덤벨 컬을 하기로 마음먹는다. 그는 운동 시작 전, '근황' 워치 앱의 </w:t>
       </w:r>
       <w:r>
         <w:rPr>
@@ -684,37 +460,17 @@
         <w:t>'시작' 버튼</w:t>
       </w:r>
       <w:r>
-        <w:t xml:space="preserve">을 누른다. 운동을 하는 동안, </w:t>
-      </w:r>
-      <w:proofErr w:type="spellStart"/>
-      <w:r>
-        <w:t>워치</w:t>
-      </w:r>
-      <w:proofErr w:type="spellEnd"/>
-      <w:r>
-        <w:t xml:space="preserve"> 화면에서 </w:t>
-      </w:r>
-      <w:r>
-        <w:rPr>
-          <w:b/>
-          <w:bCs/>
-        </w:rPr>
-        <w:t xml:space="preserve">횟수가 실시간으로 </w:t>
-      </w:r>
-      <w:proofErr w:type="spellStart"/>
-      <w:r>
-        <w:rPr>
-          <w:b/>
-          <w:bCs/>
-        </w:rPr>
-        <w:t>카운팅</w:t>
-      </w:r>
-      <w:r>
-        <w:t>되는</w:t>
-      </w:r>
-      <w:proofErr w:type="spellEnd"/>
-      <w:r>
-        <w:t xml:space="preserve"> 것을 본다. 세트가 끝나고 </w:t>
+        <w:t xml:space="preserve">을 누른다. 운동을 하는 동안, 워치 화면에서 </w:t>
+      </w:r>
+      <w:r>
+        <w:rPr>
+          <w:b/>
+          <w:bCs/>
+        </w:rPr>
+        <w:t>횟수가 실시간으로 카운팅</w:t>
+      </w:r>
+      <w:r>
+        <w:t xml:space="preserve">되는 것을 본다. 세트가 끝나고 </w:t>
       </w:r>
       <w:r>
         <w:rPr>
@@ -735,7 +491,7 @@
     <w:p>
       <w:r>
         <w:pict w14:anchorId="0F494E04">
-          <v:rect id="_x0000_i1107" style="width:0;height:1.5pt" o:hralign="center" o:hrstd="t" o:hr="t" fillcolor="#a0a0a0" stroked="f"/>
+          <v:rect id="_x0000_i1028" style="width:0;height:1.5pt" o:hralign="center" o:hrstd="t" o:hr="t" fillcolor="#a0a0a0" stroked="f"/>
         </w:pict>
       </w:r>
     </w:p>
@@ -791,21 +547,8 @@
           <w:numId w:val="3"/>
         </w:numPr>
       </w:pPr>
-      <w:proofErr w:type="spellStart"/>
-      <w:r>
-        <w:t>덤벨</w:t>
-      </w:r>
-      <w:proofErr w:type="spellEnd"/>
-      <w:r>
-        <w:t xml:space="preserve"> </w:t>
-      </w:r>
-      <w:proofErr w:type="spellStart"/>
-      <w:r>
-        <w:t>컬</w:t>
-      </w:r>
-      <w:proofErr w:type="spellEnd"/>
-      <w:r>
-        <w:t xml:space="preserve"> (Dumbbell Curl): 팔의 움직임이 명확하고 진폭이 커서 초기 모델을 만들기에 가장 이상적입니다. 벤치프레스보다 쉽습니다.</w:t>
+      <w:r>
+        <w:t>덤벨 컬 (Dumbbell Curl): 팔의 움직임이 명확하고 진폭이 커서 초기 모델을 만들기에 가장 이상적입니다. 벤치프레스보다 쉽습니다.</w:t>
       </w:r>
     </w:p>
     <w:p>
@@ -815,21 +558,12 @@
           <w:numId w:val="3"/>
         </w:numPr>
       </w:pPr>
-      <w:proofErr w:type="spellStart"/>
-      <w:r>
-        <w:rPr>
-          <w:b/>
-          <w:bCs/>
-        </w:rPr>
-        <w:t>워치</w:t>
-      </w:r>
-      <w:proofErr w:type="spellEnd"/>
-      <w:r>
-        <w:rPr>
-          <w:b/>
-          <w:bCs/>
-        </w:rPr>
-        <w:t xml:space="preserve"> 앱 (Watch App):</w:t>
+      <w:r>
+        <w:rPr>
+          <w:b/>
+          <w:bCs/>
+        </w:rPr>
+        <w:t>워치 앱 (Watch App):</w:t>
       </w:r>
     </w:p>
     <w:p>
@@ -866,15 +600,7 @@
         <w:t>하나의 버튼:</w:t>
       </w:r>
       <w:r>
-        <w:t xml:space="preserve"> 상태에 따라 '운동 시작</w:t>
-      </w:r>
-      <w:proofErr w:type="gramStart"/>
-      <w:r>
-        <w:t>' /</w:t>
-      </w:r>
-      <w:proofErr w:type="gramEnd"/>
-      <w:r>
-        <w:t xml:space="preserve"> '운동 종료'로 바뀌는 버튼</w:t>
+        <w:t xml:space="preserve"> 상태에 따라 '운동 시작' / '운동 종료'로 바뀌는 버튼</w:t>
       </w:r>
     </w:p>
     <w:p>
@@ -911,23 +637,7 @@
         </w:numPr>
       </w:pPr>
       <w:r>
-        <w:t xml:space="preserve">횟수 표시 텍스트: 0부터 시작해서 1, 2, 3... </w:t>
-      </w:r>
-      <w:proofErr w:type="spellStart"/>
-      <w:r>
-        <w:t>으로</w:t>
-      </w:r>
-      <w:proofErr w:type="spellEnd"/>
-      <w:r>
-        <w:t xml:space="preserve"> 실시간 </w:t>
-      </w:r>
-      <w:proofErr w:type="spellStart"/>
-      <w:r>
-        <w:t>카운팅되는</w:t>
-      </w:r>
-      <w:proofErr w:type="spellEnd"/>
-      <w:r>
-        <w:t xml:space="preserve"> 숫자</w:t>
+        <w:t>횟수 표시 텍스트: 0부터 시작해서 1, 2, 3... 으로 실시간 카운팅되는 숫자</w:t>
       </w:r>
     </w:p>
     <w:p>
@@ -964,23 +674,7 @@
         </w:numPr>
       </w:pPr>
       <w:r>
-        <w:t xml:space="preserve">미리 정의된 </w:t>
-      </w:r>
-      <w:proofErr w:type="spellStart"/>
-      <w:r>
-        <w:t>덤벨</w:t>
-      </w:r>
-      <w:proofErr w:type="spellEnd"/>
-      <w:r>
-        <w:t xml:space="preserve"> </w:t>
-      </w:r>
-      <w:proofErr w:type="spellStart"/>
-      <w:r>
-        <w:t>컬의</w:t>
-      </w:r>
-      <w:proofErr w:type="spellEnd"/>
-      <w:r>
-        <w:t xml:space="preserve"> 움직임 패턴(예: 가속도 값의 특정 임계점 돌파)을 감지하면 횟수 +1</w:t>
+        <w:t>미리 정의된 덤벨 컬의 움직임 패턴(예: 가속도 값의 특정 임계점 돌파)을 감지하면 횟수 +1</w:t>
       </w:r>
     </w:p>
     <w:p>
@@ -1024,23 +718,7 @@
         <w:t>자동 운동 종목 인식:</w:t>
       </w:r>
       <w:r>
-        <w:t xml:space="preserve"> MVP에서는 사용자가 '</w:t>
-      </w:r>
-      <w:proofErr w:type="spellStart"/>
-      <w:r>
-        <w:t>덤벨</w:t>
-      </w:r>
-      <w:proofErr w:type="spellEnd"/>
-      <w:r>
-        <w:t xml:space="preserve"> </w:t>
-      </w:r>
-      <w:proofErr w:type="spellStart"/>
-      <w:r>
-        <w:t>컬</w:t>
-      </w:r>
-      <w:proofErr w:type="spellEnd"/>
-      <w:r>
-        <w:t xml:space="preserve">'을 할 것이라고 </w:t>
+        <w:t xml:space="preserve"> MVP에서는 사용자가 '덤벨 컬'을 할 것이라고 </w:t>
       </w:r>
       <w:r>
         <w:rPr>
@@ -1065,23 +743,7 @@
           <w:b/>
           <w:bCs/>
         </w:rPr>
-        <w:t>'</w:t>
-      </w:r>
-      <w:proofErr w:type="spellStart"/>
-      <w:r>
-        <w:rPr>
-          <w:b/>
-          <w:bCs/>
-        </w:rPr>
-        <w:t>오운완</w:t>
-      </w:r>
-      <w:proofErr w:type="spellEnd"/>
-      <w:r>
-        <w:rPr>
-          <w:b/>
-          <w:bCs/>
-        </w:rPr>
-        <w:t>' 공유 카드 생성:</w:t>
+        <w:t>'오운완' 공유 카드 생성:</w:t>
       </w:r>
       <w:r>
         <w:t xml:space="preserve"> 핵심 가설 증명과 무관합니다.</w:t>
@@ -1094,48 +756,15 @@
           <w:numId w:val="4"/>
         </w:numPr>
       </w:pPr>
-      <w:proofErr w:type="gramStart"/>
-      <w:r>
-        <w:rPr>
-          <w:b/>
-          <w:bCs/>
-        </w:rPr>
-        <w:t>회원가입 /</w:t>
-      </w:r>
-      <w:proofErr w:type="gramEnd"/>
-      <w:r>
-        <w:rPr>
-          <w:b/>
-          <w:bCs/>
-        </w:rPr>
-        <w:t xml:space="preserve"> </w:t>
-      </w:r>
-      <w:proofErr w:type="gramStart"/>
-      <w:r>
-        <w:rPr>
-          <w:b/>
-          <w:bCs/>
-        </w:rPr>
-        <w:t>로그인 /</w:t>
-      </w:r>
-      <w:proofErr w:type="gramEnd"/>
-      <w:r>
-        <w:rPr>
-          <w:b/>
-          <w:bCs/>
-        </w:rPr>
-        <w:t xml:space="preserve"> 데이터베이스:</w:t>
-      </w:r>
-      <w:r>
-        <w:t xml:space="preserve"> 운동 데이터는 </w:t>
-      </w:r>
-      <w:proofErr w:type="spellStart"/>
-      <w:r>
-        <w:t>워치에</w:t>
-      </w:r>
-      <w:proofErr w:type="spellEnd"/>
-      <w:r>
-        <w:t xml:space="preserve"> 저장조차 하지 않습니다. 앱을 끄면 사라져도 괜찮습니다.</w:t>
+      <w:r>
+        <w:rPr>
+          <w:b/>
+          <w:bCs/>
+        </w:rPr>
+        <w:t>회원가입 / 로그인 / 데이터베이스:</w:t>
+      </w:r>
+      <w:r>
+        <w:t xml:space="preserve"> 운동 데이터는 워치에 저장조차 하지 않습니다. 앱을 끄면 사라져도 괜찮습니다.</w:t>
       </w:r>
     </w:p>
     <w:p>
@@ -1168,23 +797,7 @@
           <w:b/>
           <w:bCs/>
         </w:rPr>
-        <w:t xml:space="preserve">멋진 </w:t>
-      </w:r>
-      <w:proofErr w:type="gramStart"/>
-      <w:r>
-        <w:rPr>
-          <w:b/>
-          <w:bCs/>
-        </w:rPr>
-        <w:t>UI /</w:t>
-      </w:r>
-      <w:proofErr w:type="gramEnd"/>
-      <w:r>
-        <w:rPr>
-          <w:b/>
-          <w:bCs/>
-        </w:rPr>
-        <w:t xml:space="preserve"> 애니메이션:</w:t>
+        <w:t>멋진 UI / 애니메이션:</w:t>
       </w:r>
       <w:r>
         <w:t xml:space="preserve"> Wear OS가 제공하는 기본 버튼, 기본 텍스트만 사용합니다.</w:t>
@@ -1205,21 +818,13 @@
         <w:t>스마트폰 앱:</w:t>
       </w:r>
       <w:r>
-        <w:t xml:space="preserve"> 지금 단계에서는 전혀 필요 없습니다. 오직 </w:t>
-      </w:r>
-      <w:proofErr w:type="spellStart"/>
-      <w:r>
-        <w:t>워치</w:t>
-      </w:r>
-      <w:proofErr w:type="spellEnd"/>
-      <w:r>
-        <w:t xml:space="preserve"> 앱에만 집중합니다.</w:t>
+        <w:t xml:space="preserve"> 지금 단계에서는 전혀 필요 없습니다. 오직 워치 앱에만 집중합니다.</w:t>
       </w:r>
     </w:p>
     <w:p>
       <w:r>
         <w:pict w14:anchorId="0A429A3E">
-          <v:rect id="_x0000_i1108" style="width:0;height:1.5pt" o:hralign="center" o:hrstd="t" o:hr="t" fillcolor="#a0a0a0" stroked="f"/>
+          <v:rect id="_x0000_i1029" style="width:0;height:1.5pt" o:hralign="center" o:hrstd="t" o:hr="t" fillcolor="#a0a0a0" stroked="f"/>
         </w:pict>
       </w:r>
     </w:p>
@@ -1244,60 +849,12 @@
           <w:b/>
           <w:bCs/>
         </w:rPr>
-        <w:t xml:space="preserve">"내가 헬스장에 가서 </w:t>
-      </w:r>
-      <w:proofErr w:type="spellStart"/>
-      <w:r>
-        <w:rPr>
-          <w:b/>
-          <w:bCs/>
-        </w:rPr>
-        <w:t>덤벨</w:t>
-      </w:r>
-      <w:proofErr w:type="spellEnd"/>
-      <w:r>
-        <w:rPr>
-          <w:b/>
-          <w:bCs/>
-        </w:rPr>
-        <w:t xml:space="preserve"> </w:t>
-      </w:r>
-      <w:proofErr w:type="spellStart"/>
-      <w:r>
-        <w:rPr>
-          <w:b/>
-          <w:bCs/>
-        </w:rPr>
-        <w:t>컬</w:t>
-      </w:r>
-      <w:proofErr w:type="spellEnd"/>
-      <w:r>
-        <w:rPr>
-          <w:b/>
-          <w:bCs/>
-        </w:rPr>
-        <w:t xml:space="preserve"> 15회를 했을 때, '근황' MVP 앱이 14~16회 사이로 측정해내는가?"</w:t>
-      </w:r>
-    </w:p>
-    <w:p>
-      <w:r>
-        <w:t>이 질문에 "그렇다"</w:t>
-      </w:r>
-      <w:proofErr w:type="spellStart"/>
-      <w:r>
-        <w:t>라고</w:t>
-      </w:r>
-      <w:proofErr w:type="spellEnd"/>
-      <w:r>
-        <w:t xml:space="preserve"> 답할 수 있으면, MVP는 대성공입니다. 이 성공적인 </w:t>
-      </w:r>
-      <w:proofErr w:type="spellStart"/>
-      <w:r>
-        <w:t>결과물이야말로</w:t>
-      </w:r>
-      <w:proofErr w:type="spellEnd"/>
-      <w:r>
-        <w:t xml:space="preserve"> 미래의 팀원과 투자자를 설득할 가장 강력한 증거가 될 것입니다.</w:t>
+        <w:t>"내가 헬스장에 가서 덤벨 컬 15회를 했을 때, '근황' MVP 앱이 14~16회 사이로 측정해내는가?"</w:t>
+      </w:r>
+    </w:p>
+    <w:p>
+      <w:r>
+        <w:t>이 질문에 "그렇다"라고 답할 수 있으면, MVP는 대성공입니다. 이 성공적인 결과물이야말로 미래의 팀원과 투자자를 설득할 가장 강력한 증거가 될 것입니다.</w:t>
       </w:r>
     </w:p>
     <w:p>
@@ -1307,6 +864,711 @@
       <w:r>
         <w:lastRenderedPageBreak/>
         <w:t>하게 보일 것입니다.</w:t>
+      </w:r>
+    </w:p>
+    <w:p/>
+    <w:p>
+      <w:r>
+        <w:t>네, 알겠습니다. 새로운 Gemini 세션에 '근황' 프로젝트의 모든 것을 정확하게 전달할 수 있도록, 맨 처음 아이디어부터 지금까지의 전체 진행 상황을 단계별로 명확하게 요약해 드리겠습니다.</w:t>
+      </w:r>
+    </w:p>
+    <w:p>
+      <w:r>
+        <w:pict w14:anchorId="55F69F9E">
+          <v:rect id="_x0000_i1054" style="width:0;height:1.5pt" o:hralign="center" o:hrstd="t" o:hrnoshade="t" o:hr="t" fillcolor="gray" stroked="f"/>
+        </w:pict>
+      </w:r>
+    </w:p>
+    <w:p>
+      <w:pPr>
+        <w:rPr>
+          <w:b/>
+          <w:bCs/>
+        </w:rPr>
+      </w:pPr>
+      <w:r>
+        <w:rPr>
+          <w:b/>
+          <w:bCs/>
+        </w:rPr>
+        <w:t>'근황' 프로젝트 발전 과정 요약</w:t>
+      </w:r>
+    </w:p>
+    <w:p>
+      <w:pPr>
+        <w:rPr>
+          <w:b/>
+          <w:bCs/>
+        </w:rPr>
+      </w:pPr>
+      <w:r>
+        <w:rPr>
+          <w:b/>
+          <w:bCs/>
+        </w:rPr>
+        <w:t>1단계: 아이디어 구상 및 비전 수립</w:t>
+      </w:r>
+    </w:p>
+    <w:p>
+      <w:pPr>
+        <w:numPr>
+          <w:ilvl w:val="0"/>
+          <w:numId w:val="5"/>
+        </w:numPr>
+      </w:pPr>
+      <w:r>
+        <w:rPr>
+          <w:b/>
+          <w:bCs/>
+        </w:rPr>
+        <w:t>핵심 목표</w:t>
+      </w:r>
+      <w:r>
+        <w:t xml:space="preserve">: 근력 운동 시 매번 세트마다 운동 종류와 횟수를 수동으로 기록해야 하는 </w:t>
+      </w:r>
+      <w:r>
+        <w:rPr>
+          <w:b/>
+          <w:bCs/>
+        </w:rPr>
+        <w:t>'번거로움'을 완벽하게 제거</w:t>
+      </w:r>
+      <w:r>
+        <w:t>하는 것.</w:t>
+      </w:r>
+    </w:p>
+    <w:p>
+      <w:pPr>
+        <w:numPr>
+          <w:ilvl w:val="0"/>
+          <w:numId w:val="5"/>
+        </w:numPr>
+      </w:pPr>
+      <w:r>
+        <w:rPr>
+          <w:b/>
+          <w:bCs/>
+        </w:rPr>
+        <w:t>서비스 컨셉</w:t>
+      </w:r>
+      <w:r>
+        <w:t xml:space="preserve">: 사용자가 스마트워치(Wear OS)를 차고 운동을 시작하면, 앱이 </w:t>
+      </w:r>
+      <w:r>
+        <w:rPr>
+          <w:b/>
+          <w:bCs/>
+        </w:rPr>
+        <w:t>자동으로 운동 종류를 판별하고 횟수를 측정</w:t>
+      </w:r>
+      <w:r>
+        <w:t>하여 기록해주는 똑똑한 피트니스 파트너.</w:t>
+      </w:r>
+    </w:p>
+    <w:p>
+      <w:pPr>
+        <w:numPr>
+          <w:ilvl w:val="0"/>
+          <w:numId w:val="5"/>
+        </w:numPr>
+      </w:pPr>
+      <w:r>
+        <w:rPr>
+          <w:b/>
+          <w:bCs/>
+        </w:rPr>
+        <w:t>차별화 전략</w:t>
+      </w:r>
+      <w:r>
+        <w:t>:</w:t>
+      </w:r>
+    </w:p>
+    <w:p>
+      <w:pPr>
+        <w:numPr>
+          <w:ilvl w:val="1"/>
+          <w:numId w:val="5"/>
+        </w:numPr>
+      </w:pPr>
+      <w:r>
+        <w:rPr>
+          <w:b/>
+          <w:bCs/>
+        </w:rPr>
+        <w:t>기술</w:t>
+      </w:r>
+      <w:r>
+        <w:t xml:space="preserve">: 스마트워치의 IMU 센서(가속도계, 자이로스코프)를 활용한 </w:t>
+      </w:r>
+      <w:r>
+        <w:rPr>
+          <w:b/>
+          <w:bCs/>
+        </w:rPr>
+        <w:t>정확한 자동 운동 인식</w:t>
+      </w:r>
+      <w:r>
+        <w:t xml:space="preserve"> 기술.</w:t>
+      </w:r>
+    </w:p>
+    <w:p>
+      <w:pPr>
+        <w:numPr>
+          <w:ilvl w:val="1"/>
+          <w:numId w:val="5"/>
+        </w:numPr>
+      </w:pPr>
+      <w:r>
+        <w:rPr>
+          <w:b/>
+          <w:bCs/>
+        </w:rPr>
+        <w:t>문화/경험</w:t>
+      </w:r>
+      <w:r>
+        <w:t xml:space="preserve">: **'오운완(오늘 운동 완료)'**으로 대표되는 한국의 소셜 인증 문화에 집중. 운동 기록을 SNS에 자랑하고 싶게 만드는 </w:t>
+      </w:r>
+      <w:r>
+        <w:rPr>
+          <w:b/>
+          <w:bCs/>
+        </w:rPr>
+        <w:t>'멋진 인터페이스'의 공유 카드</w:t>
+      </w:r>
+      <w:r>
+        <w:t>를 제공하여, 나이키 런 클럽처럼 강력한 커뮤니티와 운동 문화를 형성.</w:t>
+      </w:r>
+    </w:p>
+    <w:p>
+      <w:pPr>
+        <w:numPr>
+          <w:ilvl w:val="0"/>
+          <w:numId w:val="5"/>
+        </w:numPr>
+      </w:pPr>
+      <w:r>
+        <w:rPr>
+          <w:b/>
+          <w:bCs/>
+        </w:rPr>
+        <w:t>비즈니스 모델</w:t>
+      </w:r>
+      <w:r>
+        <w:t xml:space="preserve">: </w:t>
+      </w:r>
+      <w:r>
+        <w:rPr>
+          <w:b/>
+          <w:bCs/>
+        </w:rPr>
+        <w:t>프리미엄(Freemium)</w:t>
+      </w:r>
+      <w:r>
+        <w:t xml:space="preserve"> 모델.</w:t>
+      </w:r>
+    </w:p>
+    <w:p>
+      <w:pPr>
+        <w:numPr>
+          <w:ilvl w:val="1"/>
+          <w:numId w:val="6"/>
+        </w:numPr>
+      </w:pPr>
+      <w:r>
+        <w:rPr>
+          <w:b/>
+          <w:bCs/>
+        </w:rPr>
+        <w:t>무료</w:t>
+      </w:r>
+      <w:r>
+        <w:t>: 핵심 기능인 '자동 기록'과 '오운완 공유'는 무료로 제공하여 사용자 기반을 확보.</w:t>
+      </w:r>
+    </w:p>
+    <w:p>
+      <w:pPr>
+        <w:numPr>
+          <w:ilvl w:val="1"/>
+          <w:numId w:val="6"/>
+        </w:numPr>
+      </w:pPr>
+      <w:r>
+        <w:rPr>
+          <w:b/>
+          <w:bCs/>
+        </w:rPr>
+        <w:t>유료</w:t>
+      </w:r>
+      <w:r>
+        <w:t xml:space="preserve">: 'AI 자세 코칭', '심층 데이터 분석 리포트' 등 </w:t>
+      </w:r>
+      <w:r>
+        <w:rPr>
+          <w:b/>
+          <w:bCs/>
+        </w:rPr>
+        <w:t>성장을 원하는 사용자</w:t>
+      </w:r>
+      <w:r>
+        <w:t>에게 프리미엄 가치를 판매하여 수익 창출.</w:t>
+      </w:r>
+    </w:p>
+    <w:p>
+      <w:r>
+        <w:pict w14:anchorId="71564511">
+          <v:rect id="_x0000_i1055" style="width:0;height:1.5pt" o:hralign="center" o:hrstd="t" o:hrnoshade="t" o:hr="t" fillcolor="gray" stroked="f"/>
+        </w:pict>
+      </w:r>
+    </w:p>
+    <w:p>
+      <w:pPr>
+        <w:rPr>
+          <w:b/>
+          <w:bCs/>
+        </w:rPr>
+      </w:pPr>
+      <w:r>
+        <w:rPr>
+          <w:b/>
+          <w:bCs/>
+        </w:rPr>
+        <w:t>2단계: Wear OS 앱 프로토타입 개발</w:t>
+      </w:r>
+    </w:p>
+    <w:p>
+      <w:pPr>
+        <w:numPr>
+          <w:ilvl w:val="0"/>
+          <w:numId w:val="7"/>
+        </w:numPr>
+      </w:pPr>
+      <w:r>
+        <w:rPr>
+          <w:b/>
+          <w:bCs/>
+        </w:rPr>
+        <w:t>기술 스택</w:t>
+      </w:r>
+      <w:r>
+        <w:t xml:space="preserve">: Kotlin을 사용하여 </w:t>
+      </w:r>
+      <w:r>
+        <w:rPr>
+          <w:b/>
+          <w:bCs/>
+        </w:rPr>
+        <w:t>실제로 동작하는 Wear OS 앱의 뼈대</w:t>
+      </w:r>
+      <w:r>
+        <w:t>를 성공적으로 구축.</w:t>
+      </w:r>
+    </w:p>
+    <w:p>
+      <w:pPr>
+        <w:numPr>
+          <w:ilvl w:val="0"/>
+          <w:numId w:val="7"/>
+        </w:numPr>
+      </w:pPr>
+      <w:r>
+        <w:rPr>
+          <w:b/>
+          <w:bCs/>
+        </w:rPr>
+        <w:lastRenderedPageBreak/>
+        <w:t>구현된 기능</w:t>
+      </w:r>
+      <w:r>
+        <w:t>:</w:t>
+      </w:r>
+    </w:p>
+    <w:p>
+      <w:pPr>
+        <w:numPr>
+          <w:ilvl w:val="1"/>
+          <w:numId w:val="7"/>
+        </w:numPr>
+      </w:pPr>
+      <w:r>
+        <w:rPr>
+          <w:b/>
+          <w:bCs/>
+        </w:rPr>
+        <w:t>MVVM 아키텍처</w:t>
+      </w:r>
+      <w:r>
+        <w:t>: 유지보수와 확장이 용이한 전문적인 앱 구조 설계.</w:t>
+      </w:r>
+    </w:p>
+    <w:p>
+      <w:pPr>
+        <w:numPr>
+          <w:ilvl w:val="1"/>
+          <w:numId w:val="7"/>
+        </w:numPr>
+      </w:pPr>
+      <w:r>
+        <w:rPr>
+          <w:b/>
+          <w:bCs/>
+        </w:rPr>
+        <w:t>데이터 수집 시스템</w:t>
+      </w:r>
+      <w:r>
+        <w:t>: AI 개발의 기반이 될 센서 데이터를 csv 파일로 수집하고 저장하는 기능 구현.</w:t>
+      </w:r>
+    </w:p>
+    <w:p>
+      <w:pPr>
+        <w:numPr>
+          <w:ilvl w:val="1"/>
+          <w:numId w:val="7"/>
+        </w:numPr>
+      </w:pPr>
+      <w:r>
+        <w:rPr>
+          <w:b/>
+          <w:bCs/>
+        </w:rPr>
+        <w:t>로컬 데이터베이스</w:t>
+      </w:r>
+      <w:r>
+        <w:t xml:space="preserve">: 운동 기록(세트, 횟수)을 워치 내부에 영구적으로 저장하기 위해 </w:t>
+      </w:r>
+      <w:r>
+        <w:rPr>
+          <w:b/>
+          <w:bCs/>
+        </w:rPr>
+        <w:t>Room 데이터베이스</w:t>
+      </w:r>
+      <w:r>
+        <w:t xml:space="preserve"> 시스템 구축.</w:t>
+      </w:r>
+    </w:p>
+    <w:p>
+      <w:pPr>
+        <w:numPr>
+          <w:ilvl w:val="1"/>
+          <w:numId w:val="7"/>
+        </w:numPr>
+      </w:pPr>
+      <w:r>
+        <w:rPr>
+          <w:b/>
+          <w:bCs/>
+        </w:rPr>
+        <w:t>기본 UI</w:t>
+      </w:r>
+      <w:r>
+        <w:t>: 운동 시작/종료, 데이터 수집, '오늘의 운동 기록' 확인 등 핵심적인 사용자 화면 흐름 구현.</w:t>
+      </w:r>
+    </w:p>
+    <w:p>
+      <w:r>
+        <w:pict w14:anchorId="15A480C2">
+          <v:rect id="_x0000_i1056" style="width:0;height:1.5pt" o:hralign="center" o:hrstd="t" o:hrnoshade="t" o:hr="t" fillcolor="gray" stroked="f"/>
+        </w:pict>
+      </w:r>
+    </w:p>
+    <w:p>
+      <w:pPr>
+        <w:rPr>
+          <w:b/>
+          <w:bCs/>
+        </w:rPr>
+      </w:pPr>
+      <w:r>
+        <w:rPr>
+          <w:b/>
+          <w:bCs/>
+        </w:rPr>
+        <w:t>3단계: AI 모델 R&amp;D 및 기술 검증</w:t>
+      </w:r>
+    </w:p>
+    <w:p>
+      <w:pPr>
+        <w:numPr>
+          <w:ilvl w:val="0"/>
+          <w:numId w:val="8"/>
+        </w:numPr>
+      </w:pPr>
+      <w:r>
+        <w:rPr>
+          <w:b/>
+          <w:bCs/>
+        </w:rPr>
+        <w:t>전략적 방향 전환</w:t>
+      </w:r>
+      <w:r>
+        <w:t>: 단순 '실시간 카운팅'에서, 더 궁극적인 목표인 **'운동 자동 분류 후 횟수 측정'**으로 개발 방향을 설정.</w:t>
+      </w:r>
+    </w:p>
+    <w:p>
+      <w:pPr>
+        <w:numPr>
+          <w:ilvl w:val="0"/>
+          <w:numId w:val="8"/>
+        </w:numPr>
+      </w:pPr>
+      <w:r>
+        <w:rPr>
+          <w:b/>
+          <w:bCs/>
+        </w:rPr>
+        <w:t>데이터셋 구축</w:t>
+      </w:r>
+      <w:r>
+        <w:t>: 5가지 핵심 운동(OHP, SLR, 스쿼트, 푸시업 등)에 대한 다수의 csv 데이터셋을 직접 수집.</w:t>
+      </w:r>
+    </w:p>
+    <w:p>
+      <w:pPr>
+        <w:numPr>
+          <w:ilvl w:val="0"/>
+          <w:numId w:val="8"/>
+        </w:numPr>
+      </w:pPr>
+      <w:r>
+        <w:rPr>
+          <w:b/>
+          <w:bCs/>
+        </w:rPr>
+        <w:t>데이터 전처리 문제 인식</w:t>
+      </w:r>
+      <w:r>
+        <w:t>: 운동의 시작과 끝에 포함되는 불필요한 노이즈(버튼 누르는 동작 등)를 자동으로 잘라내는 문제의 중요성을 파악하고 다양한 알고리즘을 논의.</w:t>
+      </w:r>
+    </w:p>
+    <w:p>
+      <w:pPr>
+        <w:numPr>
+          <w:ilvl w:val="0"/>
+          <w:numId w:val="8"/>
+        </w:numPr>
+      </w:pPr>
+      <w:r>
+        <w:rPr>
+          <w:b/>
+          <w:bCs/>
+        </w:rPr>
+        <w:t>핵심 기술 개발 (Feature Engineering)</w:t>
+      </w:r>
+      <w:r>
+        <w:t>:</w:t>
+      </w:r>
+    </w:p>
+    <w:p>
+      <w:pPr>
+        <w:numPr>
+          <w:ilvl w:val="1"/>
+          <w:numId w:val="8"/>
+        </w:numPr>
+      </w:pPr>
+      <w:r>
+        <w:t xml:space="preserve">MATLAB을 활용하여, 각 csv 원본 데이터(수천 개의 숫자 나열)를 AI가 학습할 수 있도록 </w:t>
+      </w:r>
+      <w:r>
+        <w:rPr>
+          <w:b/>
+          <w:bCs/>
+        </w:rPr>
+        <w:t>다차원 '통계적 지문(Feature)'으로 변환</w:t>
+      </w:r>
+      <w:r>
+        <w:t>하는 자동화 스크립트(feature_extractor)를 개발.</w:t>
+      </w:r>
+    </w:p>
+    <w:p>
+      <w:pPr>
+        <w:numPr>
+          <w:ilvl w:val="1"/>
+          <w:numId w:val="8"/>
+        </w:numPr>
+      </w:pPr>
+      <w:r>
+        <w:t>이 '지문'에는 평균, 표준편차 같은 기본 통계뿐만 아니라, 운동의 '리듬'과 '모양'을 파악하기 위한 FFT(주파수 분석), 센서 간 상관관계 등 정교한 정보가 포함됨.</w:t>
+      </w:r>
+    </w:p>
+    <w:p>
+      <w:pPr>
+        <w:numPr>
+          <w:ilvl w:val="0"/>
+          <w:numId w:val="8"/>
+        </w:numPr>
+      </w:pPr>
+      <w:r>
+        <w:rPr>
+          <w:b/>
+          <w:bCs/>
+        </w:rPr>
+        <w:t>기술적 타당성 검증 (Proof of Concept)</w:t>
+      </w:r>
+      <w:r>
+        <w:t>:</w:t>
+      </w:r>
+    </w:p>
+    <w:p>
+      <w:pPr>
+        <w:numPr>
+          <w:ilvl w:val="1"/>
+          <w:numId w:val="8"/>
+        </w:numPr>
+      </w:pPr>
+      <w:r>
+        <w:t xml:space="preserve">MATLAB의 </w:t>
+      </w:r>
+      <w:r>
+        <w:rPr>
+          <w:b/>
+          <w:bCs/>
+        </w:rPr>
+        <w:t>'분류 학습기(Classification Learner)'</w:t>
+      </w:r>
+      <w:r>
+        <w:t xml:space="preserve"> 앱을 사용하여, 우리가 만든 '지문' 데이터를 AI 모델에 훈련.</w:t>
+      </w:r>
+    </w:p>
+    <w:p>
+      <w:pPr>
+        <w:numPr>
+          <w:ilvl w:val="1"/>
+          <w:numId w:val="8"/>
+        </w:numPr>
+      </w:pPr>
+      <w:r>
+        <w:rPr>
+          <w:b/>
+          <w:bCs/>
+        </w:rPr>
+        <w:t>핵심 성과</w:t>
+      </w:r>
+      <w:r>
+        <w:t xml:space="preserve">: 턱없이 부족한 데이터셋(약 18개)이었음에도 불구하고, </w:t>
+      </w:r>
+      <w:r>
+        <w:rPr>
+          <w:b/>
+          <w:bCs/>
+        </w:rPr>
+        <w:t>5가지 운동을 약 95%의 정확도로 분류하는 데 성공.</w:t>
+      </w:r>
+      <w:r>
+        <w:t xml:space="preserve"> 이는 결과 자체보다, </w:t>
+      </w:r>
+      <w:r>
+        <w:rPr>
+          <w:b/>
+          <w:bCs/>
+        </w:rPr>
+        <w:t>우리</w:t>
+      </w:r>
+      <w:r>
+        <w:rPr>
+          <w:b/>
+          <w:bCs/>
+        </w:rPr>
+        <w:lastRenderedPageBreak/>
+        <w:t>의 접근 방식과 기술 파이프라인이 유효하다는 것을 증명</w:t>
+      </w:r>
+      <w:r>
+        <w:t>한 매우 중요한 성과임.</w:t>
+      </w:r>
+    </w:p>
+    <w:p>
+      <w:r>
+        <w:pict w14:anchorId="62EC5563">
+          <v:rect id="_x0000_i1057" style="width:0;height:1.5pt" o:hralign="center" o:hrstd="t" o:hrnoshade="t" o:hr="t" fillcolor="gray" stroked="f"/>
+        </w:pict>
+      </w:r>
+    </w:p>
+    <w:p>
+      <w:pPr>
+        <w:rPr>
+          <w:b/>
+          <w:bCs/>
+        </w:rPr>
+      </w:pPr>
+      <w:r>
+        <w:rPr>
+          <w:b/>
+          <w:bCs/>
+        </w:rPr>
+        <w:t>4단계: 현재 상황 및 다음 과제</w:t>
+      </w:r>
+    </w:p>
+    <w:p>
+      <w:pPr>
+        <w:numPr>
+          <w:ilvl w:val="0"/>
+          <w:numId w:val="9"/>
+        </w:numPr>
+      </w:pPr>
+      <w:r>
+        <w:rPr>
+          <w:b/>
+          <w:bCs/>
+        </w:rPr>
+        <w:t>현재 상태</w:t>
+      </w:r>
+      <w:r>
+        <w:t>: 아이디어 구상과 기술 검증이라는 가장 불확실한 단계를 성공적으로 통과. 우리는 **'동작하는 앱 프로토타입'**과 **'핵심 AI 기술의 설계도'**를 모두 손에 쥔 상태.</w:t>
+      </w:r>
+    </w:p>
+    <w:p>
+      <w:pPr>
+        <w:numPr>
+          <w:ilvl w:val="0"/>
+          <w:numId w:val="9"/>
+        </w:numPr>
+      </w:pPr>
+      <w:r>
+        <w:rPr>
+          <w:b/>
+          <w:bCs/>
+        </w:rPr>
+        <w:t>가장 큰 다음 과제</w:t>
+      </w:r>
+      <w:r>
+        <w:t xml:space="preserve">: MATLAB 연구실에서 검증된 </w:t>
+      </w:r>
+      <w:r>
+        <w:rPr>
+          <w:b/>
+          <w:bCs/>
+        </w:rPr>
+        <w:t>AI 모델의 '지능(로직)'을, 실제 '근황' 앱에 Kotlin 코드로 이식</w:t>
+      </w:r>
+      <w:r>
+        <w:t>하여 100% 스마트워치 내에서 독립적으로 동작하는 **'온디바이스 AI(On-Device AI)'**를 완성하는 것.</w:t>
+      </w:r>
+    </w:p>
+    <w:p>
+      <w:pPr>
+        <w:numPr>
+          <w:ilvl w:val="0"/>
+          <w:numId w:val="9"/>
+        </w:numPr>
+      </w:pPr>
+      <w:r>
+        <w:rPr>
+          <w:b/>
+          <w:bCs/>
+        </w:rPr>
+        <w:t>전략적 계획</w:t>
+      </w:r>
+      <w:r>
+        <w:t xml:space="preserve">: 현재까지의 성과(동작하는 앱, 95% 분류 성공 데이터)를 바탕으로 </w:t>
+      </w:r>
+      <w:r>
+        <w:rPr>
+          <w:b/>
+          <w:bCs/>
+        </w:rPr>
+        <w:t>대학 창업 대회</w:t>
+      </w:r>
+      <w:r>
+        <w:t>에 참가하여, 프로젝트를 객관적으로 검증받고 함께할 팀원(UI/UX 디자이너, ML 통합 개발자)을 찾는 것을 목표로 함.</w:t>
       </w:r>
     </w:p>
     <w:p>
@@ -1329,6 +1591,155 @@
 <file path=word/numbering.xml><?xml version="1.0" encoding="utf-8"?>
 <w:numbering xmlns:wpc="http://schemas.microsoft.com/office/word/2010/wordprocessingCanvas" xmlns:cx="http://schemas.microsoft.com/office/drawing/2014/chartex" xmlns:cx1="http://schemas.microsoft.com/office/drawing/2015/9/8/chartex" xmlns:cx2="http://schemas.microsoft.com/office/drawing/2015/10/21/chartex" xmlns:cx3="http://schemas.microsoft.com/office/drawing/2016/5/9/chartex" xmlns:cx4="http://schemas.microsoft.com/office/drawing/2016/5/10/chartex" xmlns:cx5="http://schemas.microsoft.com/office/drawing/2016/5/11/chartex" xmlns:cx6="http://schemas.microsoft.com/office/drawing/2016/5/12/chartex" xmlns:cx7="http://schemas.microsoft.com/office/drawing/2016/5/13/chartex" xmlns:cx8="http://schemas.microsoft.com/office/drawing/2016/5/14/chartex" xmlns:mc="http://schemas.openxmlformats.org/markup-compatibility/2006" xmlns:aink="http://schemas.microsoft.com/office/drawing/2016/ink" xmlns:am3d="http://schemas.microsoft.com/office/drawing/2017/model3d" xmlns:o="urn:schemas-microsoft-com:office:office" xmlns:oel="http://schemas.microsoft.com/office/2019/extlst" xmlns:r="http://schemas.openxmlformats.org/officeDocument/2006/relationships" xmlns:m="http://schemas.openxmlformats.org/officeDocument/2006/math" xmlns:v="urn:schemas-microsoft-com:vml" xmlns:wp14="http://schemas.microsoft.com/office/word/2010/wordprocessingDrawing" xmlns:wp="http://schemas.openxmlformats.org/drawingml/2006/wordprocessingDrawing" xmlns:w10="urn:schemas-microsoft-com:office:word" xmlns:w="http://schemas.openxmlformats.org/wordprocessingml/2006/main" xmlns:w14="http://schemas.microsoft.com/office/word/2010/wordml" xmlns:w15="http://schemas.microsoft.com/office/word/2012/wordml" xmlns:w16cex="http://schemas.microsoft.com/office/word/2018/wordml/cex" xmlns:w16cid="http://schemas.microsoft.com/office/word/2016/wordml/cid" xmlns:w16="http://schemas.microsoft.com/office/word/2018/wordml" xmlns:w16du="http://schemas.microsoft.com/office/word/2023/wordml/word16du" xmlns:w16sdtdh="http://schemas.microsoft.com/office/word/2020/wordml/sdtdatahash" xmlns:w16sdtfl="http://schemas.microsoft.com/office/word/2024/wordml/sdtformatlock" xmlns:w16se="http://schemas.microsoft.com/office/word/2015/wordml/symex" xmlns:wpg="http://schemas.microsoft.com/office/word/2010/wordprocessingGroup" xmlns:wpi="http://schemas.microsoft.com/office/word/2010/wordprocessingInk" xmlns:wne="http://schemas.microsoft.com/office/word/2006/wordml" xmlns:wps="http://schemas.microsoft.com/office/word/2010/wordprocessingShape" mc:Ignorable="w14 w15 w16se w16cid w16 w16cex w16sdtdh w16sdtfl w16du wp14">
   <w:abstractNum w:abstractNumId="0" w15:restartNumberingAfterBreak="0">
+    <w:nsid w:val="065E7608"/>
+    <w:multiLevelType w:val="multilevel"/>
+    <w:tmpl w:val="A726E098"/>
+    <w:lvl w:ilvl="0">
+      <w:start w:val="1"/>
+      <w:numFmt w:val="bullet"/>
+      <w:lvlText w:val=""/>
+      <w:lvlJc w:val="left"/>
+      <w:pPr>
+        <w:tabs>
+          <w:tab w:val="num" w:pos="720"/>
+        </w:tabs>
+        <w:ind w:left="720" w:hanging="360"/>
+      </w:pPr>
+      <w:rPr>
+        <w:rFonts w:ascii="Symbol" w:hAnsi="Symbol" w:hint="default"/>
+        <w:sz w:val="20"/>
+      </w:rPr>
+    </w:lvl>
+    <w:lvl w:ilvl="1">
+      <w:start w:val="1"/>
+      <w:numFmt w:val="bullet"/>
+      <w:lvlText w:val="o"/>
+      <w:lvlJc w:val="left"/>
+      <w:pPr>
+        <w:tabs>
+          <w:tab w:val="num" w:pos="1440"/>
+        </w:tabs>
+        <w:ind w:left="1440" w:hanging="360"/>
+      </w:pPr>
+      <w:rPr>
+        <w:rFonts w:ascii="Courier New" w:hAnsi="Courier New" w:hint="default"/>
+        <w:sz w:val="20"/>
+      </w:rPr>
+    </w:lvl>
+    <w:lvl w:ilvl="2" w:tentative="1">
+      <w:start w:val="1"/>
+      <w:numFmt w:val="bullet"/>
+      <w:lvlText w:val=""/>
+      <w:lvlJc w:val="left"/>
+      <w:pPr>
+        <w:tabs>
+          <w:tab w:val="num" w:pos="2160"/>
+        </w:tabs>
+        <w:ind w:left="2160" w:hanging="360"/>
+      </w:pPr>
+      <w:rPr>
+        <w:rFonts w:ascii="Wingdings" w:hAnsi="Wingdings" w:hint="default"/>
+        <w:sz w:val="20"/>
+      </w:rPr>
+    </w:lvl>
+    <w:lvl w:ilvl="3" w:tentative="1">
+      <w:start w:val="1"/>
+      <w:numFmt w:val="bullet"/>
+      <w:lvlText w:val=""/>
+      <w:lvlJc w:val="left"/>
+      <w:pPr>
+        <w:tabs>
+          <w:tab w:val="num" w:pos="2880"/>
+        </w:tabs>
+        <w:ind w:left="2880" w:hanging="360"/>
+      </w:pPr>
+      <w:rPr>
+        <w:rFonts w:ascii="Wingdings" w:hAnsi="Wingdings" w:hint="default"/>
+        <w:sz w:val="20"/>
+      </w:rPr>
+    </w:lvl>
+    <w:lvl w:ilvl="4" w:tentative="1">
+      <w:start w:val="1"/>
+      <w:numFmt w:val="bullet"/>
+      <w:lvlText w:val=""/>
+      <w:lvlJc w:val="left"/>
+      <w:pPr>
+        <w:tabs>
+          <w:tab w:val="num" w:pos="3600"/>
+        </w:tabs>
+        <w:ind w:left="3600" w:hanging="360"/>
+      </w:pPr>
+      <w:rPr>
+        <w:rFonts w:ascii="Wingdings" w:hAnsi="Wingdings" w:hint="default"/>
+        <w:sz w:val="20"/>
+      </w:rPr>
+    </w:lvl>
+    <w:lvl w:ilvl="5" w:tentative="1">
+      <w:start w:val="1"/>
+      <w:numFmt w:val="bullet"/>
+      <w:lvlText w:val=""/>
+      <w:lvlJc w:val="left"/>
+      <w:pPr>
+        <w:tabs>
+          <w:tab w:val="num" w:pos="4320"/>
+        </w:tabs>
+        <w:ind w:left="4320" w:hanging="360"/>
+      </w:pPr>
+      <w:rPr>
+        <w:rFonts w:ascii="Wingdings" w:hAnsi="Wingdings" w:hint="default"/>
+        <w:sz w:val="20"/>
+      </w:rPr>
+    </w:lvl>
+    <w:lvl w:ilvl="6" w:tentative="1">
+      <w:start w:val="1"/>
+      <w:numFmt w:val="bullet"/>
+      <w:lvlText w:val=""/>
+      <w:lvlJc w:val="left"/>
+      <w:pPr>
+        <w:tabs>
+          <w:tab w:val="num" w:pos="5040"/>
+        </w:tabs>
+        <w:ind w:left="5040" w:hanging="360"/>
+      </w:pPr>
+      <w:rPr>
+        <w:rFonts w:ascii="Wingdings" w:hAnsi="Wingdings" w:hint="default"/>
+        <w:sz w:val="20"/>
+      </w:rPr>
+    </w:lvl>
+    <w:lvl w:ilvl="7" w:tentative="1">
+      <w:start w:val="1"/>
+      <w:numFmt w:val="bullet"/>
+      <w:lvlText w:val=""/>
+      <w:lvlJc w:val="left"/>
+      <w:pPr>
+        <w:tabs>
+          <w:tab w:val="num" w:pos="5760"/>
+        </w:tabs>
+        <w:ind w:left="5760" w:hanging="360"/>
+      </w:pPr>
+      <w:rPr>
+        <w:rFonts w:ascii="Wingdings" w:hAnsi="Wingdings" w:hint="default"/>
+        <w:sz w:val="20"/>
+      </w:rPr>
+    </w:lvl>
+    <w:lvl w:ilvl="8" w:tentative="1">
+      <w:start w:val="1"/>
+      <w:numFmt w:val="bullet"/>
+      <w:lvlText w:val=""/>
+      <w:lvlJc w:val="left"/>
+      <w:pPr>
+        <w:tabs>
+          <w:tab w:val="num" w:pos="6480"/>
+        </w:tabs>
+        <w:ind w:left="6480" w:hanging="360"/>
+      </w:pPr>
+      <w:rPr>
+        <w:rFonts w:ascii="Wingdings" w:hAnsi="Wingdings" w:hint="default"/>
+        <w:sz w:val="20"/>
+      </w:rPr>
+    </w:lvl>
+  </w:abstractNum>
+  <w:abstractNum w:abstractNumId="1" w15:restartNumberingAfterBreak="0">
     <w:nsid w:val="12296507"/>
     <w:multiLevelType w:val="multilevel"/>
     <w:tmpl w:val="F7F89D3A"/>
@@ -1445,7 +1856,156 @@
       </w:pPr>
     </w:lvl>
   </w:abstractNum>
-  <w:abstractNum w:abstractNumId="1" w15:restartNumberingAfterBreak="0">
+  <w:abstractNum w:abstractNumId="2" w15:restartNumberingAfterBreak="0">
+    <w:nsid w:val="12E92FF4"/>
+    <w:multiLevelType w:val="multilevel"/>
+    <w:tmpl w:val="DF0A10B4"/>
+    <w:lvl w:ilvl="0">
+      <w:start w:val="1"/>
+      <w:numFmt w:val="bullet"/>
+      <w:lvlText w:val=""/>
+      <w:lvlJc w:val="left"/>
+      <w:pPr>
+        <w:tabs>
+          <w:tab w:val="num" w:pos="720"/>
+        </w:tabs>
+        <w:ind w:left="720" w:hanging="360"/>
+      </w:pPr>
+      <w:rPr>
+        <w:rFonts w:ascii="Symbol" w:hAnsi="Symbol" w:hint="default"/>
+        <w:sz w:val="20"/>
+      </w:rPr>
+    </w:lvl>
+    <w:lvl w:ilvl="1" w:tentative="1">
+      <w:start w:val="1"/>
+      <w:numFmt w:val="bullet"/>
+      <w:lvlText w:val="o"/>
+      <w:lvlJc w:val="left"/>
+      <w:pPr>
+        <w:tabs>
+          <w:tab w:val="num" w:pos="1440"/>
+        </w:tabs>
+        <w:ind w:left="1440" w:hanging="360"/>
+      </w:pPr>
+      <w:rPr>
+        <w:rFonts w:ascii="Courier New" w:hAnsi="Courier New" w:hint="default"/>
+        <w:sz w:val="20"/>
+      </w:rPr>
+    </w:lvl>
+    <w:lvl w:ilvl="2" w:tentative="1">
+      <w:start w:val="1"/>
+      <w:numFmt w:val="bullet"/>
+      <w:lvlText w:val=""/>
+      <w:lvlJc w:val="left"/>
+      <w:pPr>
+        <w:tabs>
+          <w:tab w:val="num" w:pos="2160"/>
+        </w:tabs>
+        <w:ind w:left="2160" w:hanging="360"/>
+      </w:pPr>
+      <w:rPr>
+        <w:rFonts w:ascii="Wingdings" w:hAnsi="Wingdings" w:hint="default"/>
+        <w:sz w:val="20"/>
+      </w:rPr>
+    </w:lvl>
+    <w:lvl w:ilvl="3" w:tentative="1">
+      <w:start w:val="1"/>
+      <w:numFmt w:val="bullet"/>
+      <w:lvlText w:val=""/>
+      <w:lvlJc w:val="left"/>
+      <w:pPr>
+        <w:tabs>
+          <w:tab w:val="num" w:pos="2880"/>
+        </w:tabs>
+        <w:ind w:left="2880" w:hanging="360"/>
+      </w:pPr>
+      <w:rPr>
+        <w:rFonts w:ascii="Wingdings" w:hAnsi="Wingdings" w:hint="default"/>
+        <w:sz w:val="20"/>
+      </w:rPr>
+    </w:lvl>
+    <w:lvl w:ilvl="4" w:tentative="1">
+      <w:start w:val="1"/>
+      <w:numFmt w:val="bullet"/>
+      <w:lvlText w:val=""/>
+      <w:lvlJc w:val="left"/>
+      <w:pPr>
+        <w:tabs>
+          <w:tab w:val="num" w:pos="3600"/>
+        </w:tabs>
+        <w:ind w:left="3600" w:hanging="360"/>
+      </w:pPr>
+      <w:rPr>
+        <w:rFonts w:ascii="Wingdings" w:hAnsi="Wingdings" w:hint="default"/>
+        <w:sz w:val="20"/>
+      </w:rPr>
+    </w:lvl>
+    <w:lvl w:ilvl="5" w:tentative="1">
+      <w:start w:val="1"/>
+      <w:numFmt w:val="bullet"/>
+      <w:lvlText w:val=""/>
+      <w:lvlJc w:val="left"/>
+      <w:pPr>
+        <w:tabs>
+          <w:tab w:val="num" w:pos="4320"/>
+        </w:tabs>
+        <w:ind w:left="4320" w:hanging="360"/>
+      </w:pPr>
+      <w:rPr>
+        <w:rFonts w:ascii="Wingdings" w:hAnsi="Wingdings" w:hint="default"/>
+        <w:sz w:val="20"/>
+      </w:rPr>
+    </w:lvl>
+    <w:lvl w:ilvl="6" w:tentative="1">
+      <w:start w:val="1"/>
+      <w:numFmt w:val="bullet"/>
+      <w:lvlText w:val=""/>
+      <w:lvlJc w:val="left"/>
+      <w:pPr>
+        <w:tabs>
+          <w:tab w:val="num" w:pos="5040"/>
+        </w:tabs>
+        <w:ind w:left="5040" w:hanging="360"/>
+      </w:pPr>
+      <w:rPr>
+        <w:rFonts w:ascii="Wingdings" w:hAnsi="Wingdings" w:hint="default"/>
+        <w:sz w:val="20"/>
+      </w:rPr>
+    </w:lvl>
+    <w:lvl w:ilvl="7" w:tentative="1">
+      <w:start w:val="1"/>
+      <w:numFmt w:val="bullet"/>
+      <w:lvlText w:val=""/>
+      <w:lvlJc w:val="left"/>
+      <w:pPr>
+        <w:tabs>
+          <w:tab w:val="num" w:pos="5760"/>
+        </w:tabs>
+        <w:ind w:left="5760" w:hanging="360"/>
+      </w:pPr>
+      <w:rPr>
+        <w:rFonts w:ascii="Wingdings" w:hAnsi="Wingdings" w:hint="default"/>
+        <w:sz w:val="20"/>
+      </w:rPr>
+    </w:lvl>
+    <w:lvl w:ilvl="8" w:tentative="1">
+      <w:start w:val="1"/>
+      <w:numFmt w:val="bullet"/>
+      <w:lvlText w:val=""/>
+      <w:lvlJc w:val="left"/>
+      <w:pPr>
+        <w:tabs>
+          <w:tab w:val="num" w:pos="6480"/>
+        </w:tabs>
+        <w:ind w:left="6480" w:hanging="360"/>
+      </w:pPr>
+      <w:rPr>
+        <w:rFonts w:ascii="Wingdings" w:hAnsi="Wingdings" w:hint="default"/>
+        <w:sz w:val="20"/>
+      </w:rPr>
+    </w:lvl>
+  </w:abstractNum>
+  <w:abstractNum w:abstractNumId="3" w15:restartNumberingAfterBreak="0">
     <w:nsid w:val="1A7B1226"/>
     <w:multiLevelType w:val="multilevel"/>
     <w:tmpl w:val="D0E8153C"/>
@@ -1594,7 +2154,152 @@
       </w:rPr>
     </w:lvl>
   </w:abstractNum>
-  <w:abstractNum w:abstractNumId="2" w15:restartNumberingAfterBreak="0">
+  <w:abstractNum w:abstractNumId="4" w15:restartNumberingAfterBreak="0">
+    <w:nsid w:val="2729194F"/>
+    <w:multiLevelType w:val="multilevel"/>
+    <w:tmpl w:val="3B44055C"/>
+    <w:lvl w:ilvl="0">
+      <w:start w:val="1"/>
+      <w:numFmt w:val="bullet"/>
+      <w:lvlText w:val=""/>
+      <w:lvlJc w:val="left"/>
+      <w:pPr>
+        <w:tabs>
+          <w:tab w:val="num" w:pos="720"/>
+        </w:tabs>
+        <w:ind w:left="720" w:hanging="360"/>
+      </w:pPr>
+      <w:rPr>
+        <w:rFonts w:ascii="Symbol" w:hAnsi="Symbol" w:hint="default"/>
+        <w:sz w:val="20"/>
+      </w:rPr>
+    </w:lvl>
+    <w:lvl w:ilvl="1">
+      <w:start w:val="1"/>
+      <w:numFmt w:val="decimal"/>
+      <w:lvlText w:val="%2."/>
+      <w:lvlJc w:val="left"/>
+      <w:pPr>
+        <w:tabs>
+          <w:tab w:val="num" w:pos="1440"/>
+        </w:tabs>
+        <w:ind w:left="1440" w:hanging="360"/>
+      </w:pPr>
+    </w:lvl>
+    <w:lvl w:ilvl="2" w:tentative="1">
+      <w:start w:val="1"/>
+      <w:numFmt w:val="bullet"/>
+      <w:lvlText w:val=""/>
+      <w:lvlJc w:val="left"/>
+      <w:pPr>
+        <w:tabs>
+          <w:tab w:val="num" w:pos="2160"/>
+        </w:tabs>
+        <w:ind w:left="2160" w:hanging="360"/>
+      </w:pPr>
+      <w:rPr>
+        <w:rFonts w:ascii="Wingdings" w:hAnsi="Wingdings" w:hint="default"/>
+        <w:sz w:val="20"/>
+      </w:rPr>
+    </w:lvl>
+    <w:lvl w:ilvl="3" w:tentative="1">
+      <w:start w:val="1"/>
+      <w:numFmt w:val="bullet"/>
+      <w:lvlText w:val=""/>
+      <w:lvlJc w:val="left"/>
+      <w:pPr>
+        <w:tabs>
+          <w:tab w:val="num" w:pos="2880"/>
+        </w:tabs>
+        <w:ind w:left="2880" w:hanging="360"/>
+      </w:pPr>
+      <w:rPr>
+        <w:rFonts w:ascii="Wingdings" w:hAnsi="Wingdings" w:hint="default"/>
+        <w:sz w:val="20"/>
+      </w:rPr>
+    </w:lvl>
+    <w:lvl w:ilvl="4" w:tentative="1">
+      <w:start w:val="1"/>
+      <w:numFmt w:val="bullet"/>
+      <w:lvlText w:val=""/>
+      <w:lvlJc w:val="left"/>
+      <w:pPr>
+        <w:tabs>
+          <w:tab w:val="num" w:pos="3600"/>
+        </w:tabs>
+        <w:ind w:left="3600" w:hanging="360"/>
+      </w:pPr>
+      <w:rPr>
+        <w:rFonts w:ascii="Wingdings" w:hAnsi="Wingdings" w:hint="default"/>
+        <w:sz w:val="20"/>
+      </w:rPr>
+    </w:lvl>
+    <w:lvl w:ilvl="5" w:tentative="1">
+      <w:start w:val="1"/>
+      <w:numFmt w:val="bullet"/>
+      <w:lvlText w:val=""/>
+      <w:lvlJc w:val="left"/>
+      <w:pPr>
+        <w:tabs>
+          <w:tab w:val="num" w:pos="4320"/>
+        </w:tabs>
+        <w:ind w:left="4320" w:hanging="360"/>
+      </w:pPr>
+      <w:rPr>
+        <w:rFonts w:ascii="Wingdings" w:hAnsi="Wingdings" w:hint="default"/>
+        <w:sz w:val="20"/>
+      </w:rPr>
+    </w:lvl>
+    <w:lvl w:ilvl="6" w:tentative="1">
+      <w:start w:val="1"/>
+      <w:numFmt w:val="bullet"/>
+      <w:lvlText w:val=""/>
+      <w:lvlJc w:val="left"/>
+      <w:pPr>
+        <w:tabs>
+          <w:tab w:val="num" w:pos="5040"/>
+        </w:tabs>
+        <w:ind w:left="5040" w:hanging="360"/>
+      </w:pPr>
+      <w:rPr>
+        <w:rFonts w:ascii="Wingdings" w:hAnsi="Wingdings" w:hint="default"/>
+        <w:sz w:val="20"/>
+      </w:rPr>
+    </w:lvl>
+    <w:lvl w:ilvl="7" w:tentative="1">
+      <w:start w:val="1"/>
+      <w:numFmt w:val="bullet"/>
+      <w:lvlText w:val=""/>
+      <w:lvlJc w:val="left"/>
+      <w:pPr>
+        <w:tabs>
+          <w:tab w:val="num" w:pos="5760"/>
+        </w:tabs>
+        <w:ind w:left="5760" w:hanging="360"/>
+      </w:pPr>
+      <w:rPr>
+        <w:rFonts w:ascii="Wingdings" w:hAnsi="Wingdings" w:hint="default"/>
+        <w:sz w:val="20"/>
+      </w:rPr>
+    </w:lvl>
+    <w:lvl w:ilvl="8" w:tentative="1">
+      <w:start w:val="1"/>
+      <w:numFmt w:val="bullet"/>
+      <w:lvlText w:val=""/>
+      <w:lvlJc w:val="left"/>
+      <w:pPr>
+        <w:tabs>
+          <w:tab w:val="num" w:pos="6480"/>
+        </w:tabs>
+        <w:ind w:left="6480" w:hanging="360"/>
+      </w:pPr>
+      <w:rPr>
+        <w:rFonts w:ascii="Wingdings" w:hAnsi="Wingdings" w:hint="default"/>
+        <w:sz w:val="20"/>
+      </w:rPr>
+    </w:lvl>
+  </w:abstractNum>
+  <w:abstractNum w:abstractNumId="5" w15:restartNumberingAfterBreak="0">
     <w:nsid w:val="3B43493C"/>
     <w:multiLevelType w:val="multilevel"/>
     <w:tmpl w:val="6BEE03B2"/>
@@ -1711,7 +2416,7 @@
       </w:pPr>
     </w:lvl>
   </w:abstractNum>
-  <w:abstractNum w:abstractNumId="3" w15:restartNumberingAfterBreak="0">
+  <w:abstractNum w:abstractNumId="6" w15:restartNumberingAfterBreak="0">
     <w:nsid w:val="4EB2583E"/>
     <w:multiLevelType w:val="multilevel"/>
     <w:tmpl w:val="0264299A"/>
@@ -1860,17 +2565,198 @@
       </w:rPr>
     </w:lvl>
   </w:abstractNum>
+  <w:abstractNum w:abstractNumId="7" w15:restartNumberingAfterBreak="0">
+    <w:nsid w:val="710346F0"/>
+    <w:multiLevelType w:val="multilevel"/>
+    <w:tmpl w:val="3B244836"/>
+    <w:lvl w:ilvl="0">
+      <w:start w:val="1"/>
+      <w:numFmt w:val="bullet"/>
+      <w:lvlText w:val=""/>
+      <w:lvlJc w:val="left"/>
+      <w:pPr>
+        <w:tabs>
+          <w:tab w:val="num" w:pos="720"/>
+        </w:tabs>
+        <w:ind w:left="720" w:hanging="360"/>
+      </w:pPr>
+      <w:rPr>
+        <w:rFonts w:ascii="Symbol" w:hAnsi="Symbol" w:hint="default"/>
+        <w:sz w:val="20"/>
+      </w:rPr>
+    </w:lvl>
+    <w:lvl w:ilvl="1">
+      <w:start w:val="1"/>
+      <w:numFmt w:val="bullet"/>
+      <w:lvlText w:val="o"/>
+      <w:lvlJc w:val="left"/>
+      <w:pPr>
+        <w:tabs>
+          <w:tab w:val="num" w:pos="1440"/>
+        </w:tabs>
+        <w:ind w:left="1440" w:hanging="360"/>
+      </w:pPr>
+      <w:rPr>
+        <w:rFonts w:ascii="Courier New" w:hAnsi="Courier New" w:hint="default"/>
+        <w:sz w:val="20"/>
+      </w:rPr>
+    </w:lvl>
+    <w:lvl w:ilvl="2" w:tentative="1">
+      <w:start w:val="1"/>
+      <w:numFmt w:val="bullet"/>
+      <w:lvlText w:val=""/>
+      <w:lvlJc w:val="left"/>
+      <w:pPr>
+        <w:tabs>
+          <w:tab w:val="num" w:pos="2160"/>
+        </w:tabs>
+        <w:ind w:left="2160" w:hanging="360"/>
+      </w:pPr>
+      <w:rPr>
+        <w:rFonts w:ascii="Wingdings" w:hAnsi="Wingdings" w:hint="default"/>
+        <w:sz w:val="20"/>
+      </w:rPr>
+    </w:lvl>
+    <w:lvl w:ilvl="3" w:tentative="1">
+      <w:start w:val="1"/>
+      <w:numFmt w:val="bullet"/>
+      <w:lvlText w:val=""/>
+      <w:lvlJc w:val="left"/>
+      <w:pPr>
+        <w:tabs>
+          <w:tab w:val="num" w:pos="2880"/>
+        </w:tabs>
+        <w:ind w:left="2880" w:hanging="360"/>
+      </w:pPr>
+      <w:rPr>
+        <w:rFonts w:ascii="Wingdings" w:hAnsi="Wingdings" w:hint="default"/>
+        <w:sz w:val="20"/>
+      </w:rPr>
+    </w:lvl>
+    <w:lvl w:ilvl="4" w:tentative="1">
+      <w:start w:val="1"/>
+      <w:numFmt w:val="bullet"/>
+      <w:lvlText w:val=""/>
+      <w:lvlJc w:val="left"/>
+      <w:pPr>
+        <w:tabs>
+          <w:tab w:val="num" w:pos="3600"/>
+        </w:tabs>
+        <w:ind w:left="3600" w:hanging="360"/>
+      </w:pPr>
+      <w:rPr>
+        <w:rFonts w:ascii="Wingdings" w:hAnsi="Wingdings" w:hint="default"/>
+        <w:sz w:val="20"/>
+      </w:rPr>
+    </w:lvl>
+    <w:lvl w:ilvl="5" w:tentative="1">
+      <w:start w:val="1"/>
+      <w:numFmt w:val="bullet"/>
+      <w:lvlText w:val=""/>
+      <w:lvlJc w:val="left"/>
+      <w:pPr>
+        <w:tabs>
+          <w:tab w:val="num" w:pos="4320"/>
+        </w:tabs>
+        <w:ind w:left="4320" w:hanging="360"/>
+      </w:pPr>
+      <w:rPr>
+        <w:rFonts w:ascii="Wingdings" w:hAnsi="Wingdings" w:hint="default"/>
+        <w:sz w:val="20"/>
+      </w:rPr>
+    </w:lvl>
+    <w:lvl w:ilvl="6" w:tentative="1">
+      <w:start w:val="1"/>
+      <w:numFmt w:val="bullet"/>
+      <w:lvlText w:val=""/>
+      <w:lvlJc w:val="left"/>
+      <w:pPr>
+        <w:tabs>
+          <w:tab w:val="num" w:pos="5040"/>
+        </w:tabs>
+        <w:ind w:left="5040" w:hanging="360"/>
+      </w:pPr>
+      <w:rPr>
+        <w:rFonts w:ascii="Wingdings" w:hAnsi="Wingdings" w:hint="default"/>
+        <w:sz w:val="20"/>
+      </w:rPr>
+    </w:lvl>
+    <w:lvl w:ilvl="7" w:tentative="1">
+      <w:start w:val="1"/>
+      <w:numFmt w:val="bullet"/>
+      <w:lvlText w:val=""/>
+      <w:lvlJc w:val="left"/>
+      <w:pPr>
+        <w:tabs>
+          <w:tab w:val="num" w:pos="5760"/>
+        </w:tabs>
+        <w:ind w:left="5760" w:hanging="360"/>
+      </w:pPr>
+      <w:rPr>
+        <w:rFonts w:ascii="Wingdings" w:hAnsi="Wingdings" w:hint="default"/>
+        <w:sz w:val="20"/>
+      </w:rPr>
+    </w:lvl>
+    <w:lvl w:ilvl="8" w:tentative="1">
+      <w:start w:val="1"/>
+      <w:numFmt w:val="bullet"/>
+      <w:lvlText w:val=""/>
+      <w:lvlJc w:val="left"/>
+      <w:pPr>
+        <w:tabs>
+          <w:tab w:val="num" w:pos="6480"/>
+        </w:tabs>
+        <w:ind w:left="6480" w:hanging="360"/>
+      </w:pPr>
+      <w:rPr>
+        <w:rFonts w:ascii="Wingdings" w:hAnsi="Wingdings" w:hint="default"/>
+        <w:sz w:val="20"/>
+      </w:rPr>
+    </w:lvl>
+  </w:abstractNum>
   <w:num w:numId="1" w16cid:durableId="292058910">
-    <w:abstractNumId w:val="2"/>
+    <w:abstractNumId w:val="5"/>
   </w:num>
   <w:num w:numId="2" w16cid:durableId="378939309">
+    <w:abstractNumId w:val="1"/>
+  </w:num>
+  <w:num w:numId="3" w16cid:durableId="1950238032">
+    <w:abstractNumId w:val="3"/>
+  </w:num>
+  <w:num w:numId="4" w16cid:durableId="642733069">
+    <w:abstractNumId w:val="6"/>
+  </w:num>
+  <w:num w:numId="5" w16cid:durableId="28074854">
+    <w:abstractNumId w:val="4"/>
+  </w:num>
+  <w:num w:numId="6" w16cid:durableId="2055035477">
+    <w:abstractNumId w:val="4"/>
+    <w:lvlOverride w:ilvl="1">
+      <w:lvl w:ilvl="1">
+        <w:numFmt w:val="bullet"/>
+        <w:lvlText w:val="o"/>
+        <w:lvlJc w:val="left"/>
+        <w:pPr>
+          <w:tabs>
+            <w:tab w:val="num" w:pos="1440"/>
+          </w:tabs>
+          <w:ind w:left="1440" w:hanging="360"/>
+        </w:pPr>
+        <w:rPr>
+          <w:rFonts w:ascii="Courier New" w:hAnsi="Courier New" w:hint="default"/>
+          <w:sz w:val="20"/>
+        </w:rPr>
+      </w:lvl>
+    </w:lvlOverride>
+  </w:num>
+  <w:num w:numId="7" w16cid:durableId="1771658469">
+    <w:abstractNumId w:val="7"/>
+  </w:num>
+  <w:num w:numId="8" w16cid:durableId="1793815856">
     <w:abstractNumId w:val="0"/>
   </w:num>
-  <w:num w:numId="3" w16cid:durableId="1950238032">
-    <w:abstractNumId w:val="1"/>
-  </w:num>
-  <w:num w:numId="4" w16cid:durableId="642733069">
-    <w:abstractNumId w:val="3"/>
+  <w:num w:numId="9" w16cid:durableId="200090185">
+    <w:abstractNumId w:val="2"/>
   </w:num>
 </w:numbering>
 </file>
